--- a/templates/F09.docx
+++ b/templates/F09.docx
@@ -78,13 +78,98 @@
           <w:b/>
           <w:bCs/>
         </w:rPr>
-        <w:t>{{nomorSurat}}</w:t>
+        <w:t>{{</w:t>
+      </w:r>
+      <w:proofErr w:type="spellStart"/>
+      <w:r>
+        <w:rPr>
+          <w:b/>
+          <w:bCs/>
+        </w:rPr>
+        <w:t>nomorSurat</w:t>
+      </w:r>
+      <w:proofErr w:type="spellEnd"/>
+      <w:r>
+        <w:rPr>
+          <w:b/>
+          <w:bCs/>
+        </w:rPr>
+        <w:t>}}</w:t>
       </w:r>
     </w:p>
     <w:p/>
     <w:p>
-      <w:r>
-        <w:t>Dengan ini kami mengajukan peminjaman kendaraan dengan rincian sebagai berikut:</w:t>
+      <w:proofErr w:type="spellStart"/>
+      <w:r>
+        <w:t>Dengan</w:t>
+      </w:r>
+      <w:proofErr w:type="spellEnd"/>
+      <w:r>
+        <w:t xml:space="preserve"> </w:t>
+      </w:r>
+      <w:proofErr w:type="spellStart"/>
+      <w:r>
+        <w:t>ini</w:t>
+      </w:r>
+      <w:proofErr w:type="spellEnd"/>
+      <w:r>
+        <w:t xml:space="preserve"> kami </w:t>
+      </w:r>
+      <w:proofErr w:type="spellStart"/>
+      <w:r>
+        <w:t>mengajukan</w:t>
+      </w:r>
+      <w:proofErr w:type="spellEnd"/>
+      <w:r>
+        <w:t xml:space="preserve"> </w:t>
+      </w:r>
+      <w:proofErr w:type="spellStart"/>
+      <w:r>
+        <w:t>peminjaman</w:t>
+      </w:r>
+      <w:proofErr w:type="spellEnd"/>
+      <w:r>
+        <w:t xml:space="preserve"> </w:t>
+      </w:r>
+      <w:proofErr w:type="spellStart"/>
+      <w:r>
+        <w:t>kendaraan</w:t>
+      </w:r>
+      <w:proofErr w:type="spellEnd"/>
+      <w:r>
+        <w:t xml:space="preserve"> </w:t>
+      </w:r>
+      <w:proofErr w:type="spellStart"/>
+      <w:r>
+        <w:t>dengan</w:t>
+      </w:r>
+      <w:proofErr w:type="spellEnd"/>
+      <w:r>
+        <w:t xml:space="preserve"> </w:t>
+      </w:r>
+      <w:proofErr w:type="spellStart"/>
+      <w:r>
+        <w:t>rincian</w:t>
+      </w:r>
+      <w:proofErr w:type="spellEnd"/>
+      <w:r>
+        <w:t xml:space="preserve"> </w:t>
+      </w:r>
+      <w:proofErr w:type="spellStart"/>
+      <w:r>
+        <w:t>sebagai</w:t>
+      </w:r>
+      <w:proofErr w:type="spellEnd"/>
+      <w:r>
+        <w:t xml:space="preserve"> </w:t>
+      </w:r>
+      <w:proofErr w:type="spellStart"/>
+      <w:r>
+        <w:t>berikut</w:t>
+      </w:r>
+      <w:proofErr w:type="spellEnd"/>
+      <w:r>
+        <w:t>:</w:t>
       </w:r>
     </w:p>
     <w:tbl>
@@ -156,8 +241,17 @@
                 <w:b/>
                 <w:bCs/>
               </w:rPr>
-              <w:t>Merk Kendaraan</w:t>
+              <w:t xml:space="preserve">Merk </w:t>
             </w:r>
+            <w:proofErr w:type="spellStart"/>
+            <w:r>
+              <w:rPr>
+                <w:b/>
+                <w:bCs/>
+              </w:rPr>
+              <w:t>Kendaraan</w:t>
+            </w:r>
+            <w:proofErr w:type="spellEnd"/>
           </w:p>
         </w:tc>
         <w:tc>
@@ -178,7 +272,55 @@
                 <w:b/>
                 <w:bCs/>
               </w:rPr>
-              <w:t>Waktu Penggunaan (Durasi Penggunaan)</w:t>
+              <w:t xml:space="preserve">Waktu </w:t>
+            </w:r>
+            <w:proofErr w:type="spellStart"/>
+            <w:r>
+              <w:rPr>
+                <w:b/>
+                <w:bCs/>
+              </w:rPr>
+              <w:t>Penggunaan</w:t>
+            </w:r>
+            <w:proofErr w:type="spellEnd"/>
+            <w:r>
+              <w:rPr>
+                <w:b/>
+                <w:bCs/>
+              </w:rPr>
+              <w:t xml:space="preserve"> (</w:t>
+            </w:r>
+            <w:proofErr w:type="spellStart"/>
+            <w:r>
+              <w:rPr>
+                <w:b/>
+                <w:bCs/>
+              </w:rPr>
+              <w:t>Durasi</w:t>
+            </w:r>
+            <w:proofErr w:type="spellEnd"/>
+            <w:r>
+              <w:rPr>
+                <w:b/>
+                <w:bCs/>
+              </w:rPr>
+              <w:t xml:space="preserve"> </w:t>
+            </w:r>
+            <w:proofErr w:type="spellStart"/>
+            <w:r>
+              <w:rPr>
+                <w:b/>
+                <w:bCs/>
+              </w:rPr>
+              <w:t>Penggunaan</w:t>
+            </w:r>
+            <w:proofErr w:type="spellEnd"/>
+            <w:r>
+              <w:rPr>
+                <w:b/>
+                <w:bCs/>
+              </w:rPr>
+              <w:t>)</w:t>
             </w:r>
           </w:p>
         </w:tc>
@@ -200,8 +342,17 @@
                 <w:b/>
                 <w:bCs/>
               </w:rPr>
-              <w:t>Plat Nomor</w:t>
+              <w:t xml:space="preserve">Plat </w:t>
             </w:r>
+            <w:proofErr w:type="spellStart"/>
+            <w:r>
+              <w:rPr>
+                <w:b/>
+                <w:bCs/>
+              </w:rPr>
+              <w:t>Nomor</w:t>
+            </w:r>
+            <w:proofErr w:type="spellEnd"/>
           </w:p>
         </w:tc>
         <w:tc>
@@ -217,12 +368,21 @@
                 <w:bCs/>
               </w:rPr>
             </w:pPr>
+            <w:proofErr w:type="spellStart"/>
             <w:r>
               <w:rPr>
                 <w:b/>
                 <w:bCs/>
               </w:rPr>
-              <w:t>Tempat Tujuan</w:t>
+              <w:t>Tempat</w:t>
+            </w:r>
+            <w:proofErr w:type="spellEnd"/>
+            <w:r>
+              <w:rPr>
+                <w:b/>
+                <w:bCs/>
+              </w:rPr>
+              <w:t xml:space="preserve"> Tujuan</w:t>
             </w:r>
           </w:p>
         </w:tc>
@@ -239,12 +399,21 @@
                 <w:bCs/>
               </w:rPr>
             </w:pPr>
+            <w:proofErr w:type="spellStart"/>
             <w:r>
               <w:rPr>
                 <w:b/>
                 <w:bCs/>
               </w:rPr>
-              <w:t>Penggunaan/</w:t>
+              <w:t>Penggunaan</w:t>
+            </w:r>
+            <w:proofErr w:type="spellEnd"/>
+            <w:r>
+              <w:rPr>
+                <w:b/>
+                <w:bCs/>
+              </w:rPr>
+              <w:t>/</w:t>
             </w:r>
           </w:p>
           <w:p>
@@ -260,8 +429,17 @@
                 <w:b/>
                 <w:bCs/>
               </w:rPr>
-              <w:t>Unit Kerja</w:t>
+              <w:t xml:space="preserve">Unit </w:t>
             </w:r>
+            <w:proofErr w:type="spellStart"/>
+            <w:r>
+              <w:rPr>
+                <w:b/>
+                <w:bCs/>
+              </w:rPr>
+              <w:t>Kerja</w:t>
+            </w:r>
+            <w:proofErr w:type="spellEnd"/>
           </w:p>
         </w:tc>
       </w:tr>
@@ -482,8 +660,53 @@
     </w:tbl>
     <w:p/>
     <w:p>
-      <w:r>
-        <w:t>Kendaraan Dinas tersebut akan digunakan untuk keperluan :</w:t>
+      <w:proofErr w:type="spellStart"/>
+      <w:r>
+        <w:t>Kendaraan</w:t>
+      </w:r>
+      <w:proofErr w:type="spellEnd"/>
+      <w:r>
+        <w:t xml:space="preserve"> Dinas </w:t>
+      </w:r>
+      <w:proofErr w:type="spellStart"/>
+      <w:r>
+        <w:t>tersebut</w:t>
+      </w:r>
+      <w:proofErr w:type="spellEnd"/>
+      <w:r>
+        <w:t xml:space="preserve"> </w:t>
+      </w:r>
+      <w:proofErr w:type="spellStart"/>
+      <w:r>
+        <w:t>akan</w:t>
+      </w:r>
+      <w:proofErr w:type="spellEnd"/>
+      <w:r>
+        <w:t xml:space="preserve"> </w:t>
+      </w:r>
+      <w:proofErr w:type="spellStart"/>
+      <w:r>
+        <w:t>digunakan</w:t>
+      </w:r>
+      <w:proofErr w:type="spellEnd"/>
+      <w:r>
+        <w:t xml:space="preserve"> </w:t>
+      </w:r>
+      <w:proofErr w:type="spellStart"/>
+      <w:r>
+        <w:t>untuk</w:t>
+      </w:r>
+      <w:proofErr w:type="spellEnd"/>
+      <w:r>
+        <w:t xml:space="preserve"> </w:t>
+      </w:r>
+      <w:proofErr w:type="spellStart"/>
+      <w:r>
+        <w:t>keperluan</w:t>
+      </w:r>
+      <w:proofErr w:type="spellEnd"/>
+      <w:r>
+        <w:t xml:space="preserve"> :</w:t>
       </w:r>
     </w:p>
     <w:p/>
@@ -514,8 +737,109 @@
     </w:p>
     <w:p/>
     <w:p>
-      <w:r>
-        <w:t>Demikian pengajuan peminjaman inventaris kendaraan dinas ini kami usulkan agar dapat dipergunakan sesuai dengan kebutuhan.</w:t>
+      <w:proofErr w:type="spellStart"/>
+      <w:r>
+        <w:t>Demikian</w:t>
+      </w:r>
+      <w:proofErr w:type="spellEnd"/>
+      <w:r>
+        <w:t xml:space="preserve"> </w:t>
+      </w:r>
+      <w:proofErr w:type="spellStart"/>
+      <w:r>
+        <w:t>pengajuan</w:t>
+      </w:r>
+      <w:proofErr w:type="spellEnd"/>
+      <w:r>
+        <w:t xml:space="preserve"> </w:t>
+      </w:r>
+      <w:proofErr w:type="spellStart"/>
+      <w:r>
+        <w:t>peminjaman</w:t>
+      </w:r>
+      <w:proofErr w:type="spellEnd"/>
+      <w:r>
+        <w:t xml:space="preserve"> </w:t>
+      </w:r>
+      <w:proofErr w:type="spellStart"/>
+      <w:r>
+        <w:t>inventaris</w:t>
+      </w:r>
+      <w:proofErr w:type="spellEnd"/>
+      <w:r>
+        <w:t xml:space="preserve"> </w:t>
+      </w:r>
+      <w:proofErr w:type="spellStart"/>
+      <w:r>
+        <w:t>kendaraan</w:t>
+      </w:r>
+      <w:proofErr w:type="spellEnd"/>
+      <w:r>
+        <w:t xml:space="preserve"> </w:t>
+      </w:r>
+      <w:proofErr w:type="spellStart"/>
+      <w:r>
+        <w:t>dinas</w:t>
+      </w:r>
+      <w:proofErr w:type="spellEnd"/>
+      <w:r>
+        <w:t xml:space="preserve"> </w:t>
+      </w:r>
+      <w:proofErr w:type="spellStart"/>
+      <w:r>
+        <w:t>ini</w:t>
+      </w:r>
+      <w:proofErr w:type="spellEnd"/>
+      <w:r>
+        <w:t xml:space="preserve"> kami </w:t>
+      </w:r>
+      <w:proofErr w:type="spellStart"/>
+      <w:r>
+        <w:t>usulkan</w:t>
+      </w:r>
+      <w:proofErr w:type="spellEnd"/>
+      <w:r>
+        <w:t xml:space="preserve"> agar </w:t>
+      </w:r>
+      <w:proofErr w:type="spellStart"/>
+      <w:r>
+        <w:t>dapat</w:t>
+      </w:r>
+      <w:proofErr w:type="spellEnd"/>
+      <w:r>
+        <w:t xml:space="preserve"> </w:t>
+      </w:r>
+      <w:proofErr w:type="spellStart"/>
+      <w:r>
+        <w:t>dipergunakan</w:t>
+      </w:r>
+      <w:proofErr w:type="spellEnd"/>
+      <w:r>
+        <w:t xml:space="preserve"> </w:t>
+      </w:r>
+      <w:proofErr w:type="spellStart"/>
+      <w:r>
+        <w:t>sesuai</w:t>
+      </w:r>
+      <w:proofErr w:type="spellEnd"/>
+      <w:r>
+        <w:t xml:space="preserve"> </w:t>
+      </w:r>
+      <w:proofErr w:type="spellStart"/>
+      <w:r>
+        <w:t>dengan</w:t>
+      </w:r>
+      <w:proofErr w:type="spellEnd"/>
+      <w:r>
+        <w:t xml:space="preserve"> </w:t>
+      </w:r>
+      <w:proofErr w:type="spellStart"/>
+      <w:r>
+        <w:t>kebutuhan</w:t>
+      </w:r>
+      <w:proofErr w:type="spellEnd"/>
+      <w:r>
+        <w:t>.</w:t>
       </w:r>
     </w:p>
     <w:p>
@@ -545,115 +869,50 @@
         <w:t xml:space="preserve">Bandung, </w:t>
       </w:r>
       <w:r>
-        <w:rPr>
-          <w:lang w:val="nl-NL"/>
-        </w:rPr>
-        <w:t>{{tanggal}}</w:t>
+        <w:t>{{</w:t>
+      </w:r>
+      <w:proofErr w:type="spellStart"/>
+      <w:r>
+        <w:t>tanggal</w:t>
+      </w:r>
+      <w:proofErr w:type="spellEnd"/>
+      <w:r>
+        <w:t>}}</w:t>
       </w:r>
     </w:p>
     <w:p>
-      <w:r>
-        <w:t>Pengelola BMN</w:t>
-      </w:r>
-      <w:r>
-        <w:tab/>
-      </w:r>
-      <w:r>
-        <w:tab/>
-      </w:r>
-      <w:r>
-        <w:tab/>
-      </w:r>
-      <w:r>
-        <w:tab/>
-      </w:r>
-      <w:r>
-        <w:tab/>
-      </w:r>
-      <w:r>
-        <w:tab/>
-        <w:t>Yang Mengajukan</w:t>
-      </w:r>
-    </w:p>
-    <w:p>
-      <w:r>
-        <w:t>Kaur BMN</w:t>
-      </w:r>
-      <w:r>
-        <w:tab/>
-      </w:r>
-      <w:r>
-        <w:tab/>
-      </w:r>
-      <w:r>
-        <w:tab/>
-      </w:r>
-      <w:r>
-        <w:tab/>
-      </w:r>
-      <w:r>
-        <w:tab/>
-      </w:r>
-      <w:r>
-        <w:tab/>
-      </w:r>
-      <w:r>
-        <w:tab/>
-        <w:t>Katim/Kaur/PJ……….…,</w:t>
-      </w:r>
-    </w:p>
-    <w:p/>
-    <w:p/>
-    <w:p/>
-    <w:p>
-      <w:pPr>
-        <w:rPr>
-          <w:lang w:val="nl-NL"/>
-        </w:rPr>
-      </w:pPr>
-      <w:r>
-        <w:rPr>
-          <w:lang w:val="nl-NL"/>
-        </w:rPr>
-        <w:t>Erwin R. Wardhani</w:t>
-      </w:r>
-      <w:r>
-        <w:rPr>
-          <w:lang w:val="nl-NL"/>
-        </w:rPr>
-        <w:tab/>
-      </w:r>
-      <w:r>
-        <w:rPr>
-          <w:lang w:val="nl-NL"/>
-        </w:rPr>
-        <w:tab/>
-      </w:r>
-      <w:r>
-        <w:rPr>
-          <w:lang w:val="nl-NL"/>
-        </w:rPr>
-        <w:tab/>
-      </w:r>
-      <w:r>
-        <w:rPr>
-          <w:lang w:val="nl-NL"/>
-        </w:rPr>
-        <w:tab/>
-      </w:r>
-      <w:r>
-        <w:rPr>
-          <w:lang w:val="nl-NL"/>
-        </w:rPr>
-        <w:tab/>
-      </w:r>
-      <w:r>
-        <w:rPr>
-          <w:lang w:val="nl-NL"/>
-        </w:rPr>
-        <w:tab/>
-        <w:t>………………………….</w:t>
-      </w:r>
+      <w:proofErr w:type="spellStart"/>
+      <w:r>
+        <w:t>Pengelola</w:t>
+      </w:r>
+      <w:proofErr w:type="spellEnd"/>
+      <w:r>
+        <w:t xml:space="preserve"> BMN</w:t>
+      </w:r>
+      <w:r>
+        <w:tab/>
+      </w:r>
+      <w:r>
+        <w:tab/>
+      </w:r>
+      <w:r>
+        <w:tab/>
+      </w:r>
+      <w:r>
+        <w:tab/>
+      </w:r>
+      <w:r>
+        <w:tab/>
+      </w:r>
+      <w:r>
+        <w:tab/>
+        <w:t xml:space="preserve">Yang </w:t>
+      </w:r>
+      <w:proofErr w:type="spellStart"/>
+      <w:r>
+        <w:t>Mengajukan</w:t>
+      </w:r>
+      <w:proofErr w:type="spellEnd"/>
     </w:p>
     <w:p>
       <w:pPr>
@@ -665,38 +924,50 @@
         <w:rPr>
           <w:lang w:val="nl-NL"/>
         </w:rPr>
-        <w:t>NIP 198701202010121004</w:t>
-      </w:r>
-      <w:r>
-        <w:rPr>
-          <w:lang w:val="nl-NL"/>
-        </w:rPr>
-        <w:tab/>
-      </w:r>
-      <w:r>
-        <w:rPr>
-          <w:lang w:val="nl-NL"/>
-        </w:rPr>
-        <w:tab/>
-      </w:r>
-      <w:r>
-        <w:rPr>
-          <w:lang w:val="nl-NL"/>
-        </w:rPr>
-        <w:tab/>
-      </w:r>
-      <w:r>
-        <w:rPr>
-          <w:lang w:val="nl-NL"/>
-        </w:rPr>
-        <w:tab/>
-      </w:r>
-      <w:r>
-        <w:rPr>
-          <w:lang w:val="nl-NL"/>
-        </w:rPr>
-        <w:tab/>
-        <w:t>NIP</w:t>
+        <w:t>Kaur BMN</w:t>
+      </w:r>
+      <w:r>
+        <w:rPr>
+          <w:lang w:val="nl-NL"/>
+        </w:rPr>
+        <w:tab/>
+      </w:r>
+      <w:r>
+        <w:rPr>
+          <w:lang w:val="nl-NL"/>
+        </w:rPr>
+        <w:tab/>
+      </w:r>
+      <w:r>
+        <w:rPr>
+          <w:lang w:val="nl-NL"/>
+        </w:rPr>
+        <w:tab/>
+      </w:r>
+      <w:r>
+        <w:rPr>
+          <w:lang w:val="nl-NL"/>
+        </w:rPr>
+        <w:tab/>
+      </w:r>
+      <w:r>
+        <w:rPr>
+          <w:lang w:val="nl-NL"/>
+        </w:rPr>
+        <w:tab/>
+      </w:r>
+      <w:r>
+        <w:rPr>
+          <w:lang w:val="nl-NL"/>
+        </w:rPr>
+        <w:tab/>
+      </w:r>
+      <w:r>
+        <w:rPr>
+          <w:lang w:val="nl-NL"/>
+        </w:rPr>
+        <w:tab/>
+        <w:t>Katim/Kaur/PJ……….…,</w:t>
       </w:r>
     </w:p>
     <w:p>
@@ -705,6 +976,130 @@
           <w:lang w:val="nl-NL"/>
         </w:rPr>
       </w:pPr>
+    </w:p>
+    <w:p>
+      <w:pPr>
+        <w:rPr>
+          <w:lang w:val="nl-NL"/>
+        </w:rPr>
+      </w:pPr>
+    </w:p>
+    <w:p>
+      <w:pPr>
+        <w:rPr>
+          <w:lang w:val="nl-NL"/>
+        </w:rPr>
+      </w:pPr>
+    </w:p>
+    <w:p>
+      <w:pPr>
+        <w:rPr>
+          <w:lang w:val="nl-NL"/>
+        </w:rPr>
+      </w:pPr>
+      <w:r>
+        <w:rPr>
+          <w:lang w:val="nl-NL"/>
+        </w:rPr>
+        <w:t>Erwin R. Wardhani</w:t>
+      </w:r>
+      <w:r>
+        <w:rPr>
+          <w:lang w:val="nl-NL"/>
+        </w:rPr>
+        <w:tab/>
+      </w:r>
+      <w:r>
+        <w:rPr>
+          <w:lang w:val="nl-NL"/>
+        </w:rPr>
+        <w:tab/>
+      </w:r>
+      <w:r>
+        <w:rPr>
+          <w:lang w:val="nl-NL"/>
+        </w:rPr>
+        <w:tab/>
+      </w:r>
+      <w:r>
+        <w:rPr>
+          <w:lang w:val="nl-NL"/>
+        </w:rPr>
+        <w:tab/>
+      </w:r>
+      <w:r>
+        <w:rPr>
+          <w:lang w:val="nl-NL"/>
+        </w:rPr>
+        <w:tab/>
+      </w:r>
+      <w:r>
+        <w:rPr>
+          <w:lang w:val="nl-NL"/>
+        </w:rPr>
+        <w:tab/>
+      </w:r>
+      <w:r>
+        <w:rPr>
+          <w:lang w:val="nl-NL"/>
+        </w:rPr>
+        <w:t>{{namaPegawai}}</w:t>
+      </w:r>
+    </w:p>
+    <w:p>
+      <w:pPr>
+        <w:rPr>
+          <w:lang w:val="nl-NL"/>
+        </w:rPr>
+      </w:pPr>
+      <w:r>
+        <w:rPr>
+          <w:lang w:val="nl-NL"/>
+        </w:rPr>
+        <w:t>NIP 198701202010121004</w:t>
+      </w:r>
+      <w:r>
+        <w:rPr>
+          <w:lang w:val="nl-NL"/>
+        </w:rPr>
+        <w:tab/>
+      </w:r>
+      <w:r>
+        <w:rPr>
+          <w:lang w:val="nl-NL"/>
+        </w:rPr>
+        <w:tab/>
+      </w:r>
+      <w:r>
+        <w:rPr>
+          <w:lang w:val="nl-NL"/>
+        </w:rPr>
+        <w:tab/>
+      </w:r>
+      <w:r>
+        <w:rPr>
+          <w:lang w:val="nl-NL"/>
+        </w:rPr>
+        <w:tab/>
+      </w:r>
+      <w:r>
+        <w:rPr>
+          <w:lang w:val="nl-NL"/>
+        </w:rPr>
+        <w:tab/>
+      </w:r>
+      <w:r>
+        <w:rPr>
+          <w:lang w:val="nl-NL"/>
+        </w:rPr>
+        <w:t xml:space="preserve">NIP </w:t>
+      </w:r>
+      <w:r>
+        <w:rPr>
+          <w:lang w:val="nl-NL"/>
+        </w:rPr>
+        <w:t>{{nipPegawai}}</w:t>
+      </w:r>
       <w:r>
         <w:rPr>
           <w:lang w:val="nl-NL"/>
@@ -801,50 +1196,88 @@
     <w:p>
       <w:pPr>
         <w:ind w:left="2880"/>
+        <w:rPr>
+          <w:lang w:val="nl-NL"/>
+        </w:rPr>
       </w:pPr>
       <w:r>
+        <w:rPr>
+          <w:lang w:val="nl-NL"/>
+        </w:rPr>
         <w:t>Kabag Umum/PPK</w:t>
       </w:r>
       <w:r>
-        <w:tab/>
-      </w:r>
-      <w:r>
-        <w:tab/>
-      </w:r>
-      <w:r>
-        <w:tab/>
-      </w:r>
-      <w:r>
-        <w:tab/>
-      </w:r>
-      <w:r>
-        <w:tab/>
-      </w:r>
-      <w:r>
+        <w:rPr>
+          <w:lang w:val="nl-NL"/>
+        </w:rPr>
+        <w:tab/>
+      </w:r>
+      <w:r>
+        <w:rPr>
+          <w:lang w:val="nl-NL"/>
+        </w:rPr>
+        <w:tab/>
+      </w:r>
+      <w:r>
+        <w:rPr>
+          <w:lang w:val="nl-NL"/>
+        </w:rPr>
+        <w:tab/>
+      </w:r>
+      <w:r>
+        <w:rPr>
+          <w:lang w:val="nl-NL"/>
+        </w:rPr>
+        <w:tab/>
+      </w:r>
+      <w:r>
+        <w:rPr>
+          <w:lang w:val="nl-NL"/>
+        </w:rPr>
+        <w:tab/>
+      </w:r>
+      <w:r>
+        <w:rPr>
+          <w:lang w:val="nl-NL"/>
+        </w:rPr>
         <w:tab/>
       </w:r>
     </w:p>
     <w:p>
       <w:pPr>
         <w:ind w:left="2880"/>
+        <w:rPr>
+          <w:lang w:val="nl-NL"/>
+        </w:rPr>
+      </w:pPr>
+    </w:p>
+    <w:p>
+      <w:pPr>
+        <w:ind w:left="2880"/>
+        <w:rPr>
+          <w:lang w:val="nl-NL"/>
+        </w:rPr>
+      </w:pPr>
+    </w:p>
+    <w:p>
+      <w:pPr>
+        <w:ind w:left="2880"/>
+        <w:rPr>
+          <w:lang w:val="nl-NL"/>
+        </w:rPr>
       </w:pPr>
     </w:p>
     <w:p>
       <w:pPr>
         <w:ind w:left="2880"/>
       </w:pPr>
-    </w:p>
-    <w:p>
-      <w:pPr>
-        <w:ind w:left="2880"/>
-      </w:pPr>
-    </w:p>
-    <w:p>
-      <w:pPr>
-        <w:ind w:left="2880"/>
-      </w:pPr>
-      <w:r>
-        <w:t>Rohimat, ST., MA</w:t>
+      <w:proofErr w:type="spellStart"/>
+      <w:r>
+        <w:t>Rohimat</w:t>
+      </w:r>
+      <w:proofErr w:type="spellEnd"/>
+      <w:r>
+        <w:t>, ST., MA</w:t>
       </w:r>
       <w:r>
         <w:tab/>
